--- a/docs/manual/Manual_Rapido_Separacao_Express.docx
+++ b/docs/manual/Manual_Rapido_Separacao_Express.docx
@@ -151,7 +151,7 @@
           <w:sz w:val="22"/>
           <w:szCs w:val="22"/>
         </w:rPr>
-        <w:t xml:space="preserve">fase 1, outubro de 2026. Depósito WM DFC (centro DPFE), destinos BAMO, CDII, CDTR e CFMA.</w:t>
+        <w:t xml:space="preserve">fase 1 (rev. avulso), outubro de 2026. Depósito WM DFC (centro DPFE), destinos BAMO, CDII, CDTR e CFMA.</w:t>
       </w:r>
     </w:p>
     <w:p>
@@ -2328,7 +2328,24 @@
           <w:sz w:val="22"/>
           <w:szCs w:val="22"/>
         </w:rPr>
-        <w:t xml:space="preserve">Cria as OTs de regularização: uma lista de paletes (UDs) de cada material e lote, que ficam reservados para esta carga. Outras cargas não enxergam esses paletes.</w:t>
+        <w:t xml:space="preserve">Cria as OTs de regularização: paletes inteiros (UDs) de cada material e lote nas posições, e a fração de palete no avulso, que ficam reservados para esta carga. Outras cargas não enxergam esse estoque.</w:t>
+      </w:r>
+    </w:p>
+    <w:p>
+      <w:pPr>
+        <w:pStyle w:val="ListParagraph"/>
+        <w:numPr>
+          <w:ilvl w:val="0"/>
+          <w:numId w:val="3"/>
+        </w:numPr>
+        <w:spacing w:after="80"/>
+      </w:pPr>
+      <w:r>
+        <w:rPr>
+          <w:sz w:val="22"/>
+          <w:szCs w:val="22"/>
+        </w:rPr>
+        <w:t xml:space="preserve">Se o avulso não tem saldo do lote para a fração de palete, o SAP cria sozinho o reabastecimento (NT/OT 919 de um palete para o avulso), igual ao botão Palletização do monitor. O item fica pendente até o reabastecimento ser confirmado no coletor.</w:t>
       </w:r>
     </w:p>
     <w:p>
@@ -2532,7 +2549,24 @@
           <w:sz w:val="22"/>
           <w:szCs w:val="22"/>
         </w:rPr>
-        <w:t xml:space="preserve">, informe a OT e confirme item a item. O sistema pede a UD do palete indicado. Se o palete for inteiro, confirma a quantidade cheia. Se for parcial, confirma a quantidade da OT e cola a etiqueta pré-impressa no volume.</w:t>
+        <w:t xml:space="preserve">, informe a OT e confirme item a item. Palete inteiro: o sistema pede a UD do palete indicado e confirma a quantidade cheia. Fração de palete: o item vem da posição do avulso (sem UD); confirma a quantidade da OT e cola a etiqueta pré-impressa no volume.</w:t>
+      </w:r>
+    </w:p>
+    <w:p>
+      <w:pPr>
+        <w:pStyle w:val="ListParagraph"/>
+        <w:numPr>
+          <w:ilvl w:val="0"/>
+          <w:numId w:val="4"/>
+        </w:numPr>
+        <w:spacing w:after="100"/>
+      </w:pPr>
+      <w:r>
+        <w:rPr>
+          <w:sz w:val="22"/>
+          <w:szCs w:val="22"/>
+        </w:rPr>
+        <w:t xml:space="preserve">Se aparecer uma OT 919 de reabastecimento para o material, confirme-a primeiro (palete da posição para o avulso). A OT de regularização da fração sai em seguida, criada pelo job ou pela ZSEPEX02.</w:t>
       </w:r>
     </w:p>
     <w:p>
@@ -2855,7 +2889,7 @@
                 <w:sz w:val="20"/>
                 <w:szCs w:val="20"/>
               </w:rPr>
-              <w:t xml:space="preserve">Para itens que ficaram sem OT (sem palete disponível no dia) ou com saldo após uma diferença. Escolhe outro palete do mesmo lote.</w:t>
+              <w:t xml:space="preserve">Para itens que ficaram sem OT (sem palete ou avulso disponível no dia, reabastecimento ainda não confirmado) ou com saldo após uma diferença. Escolhe outro palete do mesmo lote, ou o avulso. Se faltar no avulso, dispara o reabastecimento 919.</w:t>
             </w:r>
           </w:p>
         </w:tc>
@@ -4098,6 +4132,32 @@
           <w:sz w:val="22"/>
           <w:szCs w:val="22"/>
         </w:rPr>
+        <w:t xml:space="preserve">Palete inteiro x avulso: </w:t>
+      </w:r>
+      <w:r>
+        <w:rPr>
+          <w:sz w:val="22"/>
+          <w:szCs w:val="22"/>
+        </w:rPr>
+        <w:t xml:space="preserve">as posições só saem palete inteiro. A fração de palete sai sempre do avulso (posição fixa). Avulso sem saldo gera reabastecimento automático, nunca retirada parcial de um palete da posição.</w:t>
+      </w:r>
+    </w:p>
+    <w:p>
+      <w:pPr>
+        <w:pStyle w:val="ListParagraph"/>
+        <w:numPr>
+          <w:ilvl w:val="0"/>
+          <w:numId w:val="3"/>
+        </w:numPr>
+        <w:spacing w:after="80"/>
+      </w:pPr>
+      <w:r>
+        <w:rPr>
+          <w:b/>
+          <w:bCs/>
+          <w:sz w:val="22"/>
+          <w:szCs w:val="22"/>
+        </w:rPr>
         <w:t xml:space="preserve">Saldo: </w:t>
       </w:r>
       <w:r>
@@ -4776,7 +4836,7 @@
                 <w:sz w:val="20"/>
                 <w:szCs w:val="20"/>
               </w:rPr>
-              <w:t xml:space="preserve">Nenhum palete livre daquele lote no momento</w:t>
+              <w:t xml:space="preserve">Nenhum palete inteiro livre daquele lote no momento</w:t>
             </w:r>
           </w:p>
         </w:tc>
@@ -4809,6 +4869,205 @@
                 <w:szCs w:val="20"/>
               </w:rPr>
               <w:t xml:space="preserve">ZSEPEX02, criar OT no dia seguinte ou após o inventário</w:t>
+            </w:r>
+          </w:p>
+        </w:tc>
+      </w:tr>
+      <w:tr>
+        <w:tc>
+          <w:tcPr>
+            <w:tcW w:type="dxa" w:w="3000"/>
+            <w:tcBorders>
+              <w:top w:val="single" w:color="BFBFBF" w:sz="4"/>
+              <w:left w:val="single" w:color="BFBFBF" w:sz="4"/>
+              <w:bottom w:val="single" w:color="BFBFBF" w:sz="4"/>
+              <w:right w:val="single" w:color="BFBFBF" w:sz="4"/>
+            </w:tcBorders>
+            <w:shd w:fill="F2F2F2" w:color="auto" w:val="clear"/>
+            <w:tcMar>
+              <w:top w:type="dxa" w:w="60"/>
+              <w:left w:type="dxa" w:w="100"/>
+              <w:bottom w:type="dxa" w:w="60"/>
+              <w:right w:type="dxa" w:w="100"/>
+            </w:tcMar>
+          </w:tcPr>
+          <w:p>
+            <w:pPr>
+              <w:spacing w:after="0"/>
+            </w:pPr>
+            <w:r>
+              <w:rPr>
+                <w:b w:val="false"/>
+                <w:bCs w:val="false"/>
+                <w:color w:val="000000"/>
+                <w:sz w:val="20"/>
+                <w:szCs w:val="20"/>
+              </w:rPr>
+              <w:t xml:space="preserve">Sem saldo no avulso; reabastecimento criado</w:t>
+            </w:r>
+          </w:p>
+        </w:tc>
+        <w:tc>
+          <w:tcPr>
+            <w:tcW w:type="dxa" w:w="3000"/>
+            <w:tcBorders>
+              <w:top w:val="single" w:color="BFBFBF" w:sz="4"/>
+              <w:left w:val="single" w:color="BFBFBF" w:sz="4"/>
+              <w:bottom w:val="single" w:color="BFBFBF" w:sz="4"/>
+              <w:right w:val="single" w:color="BFBFBF" w:sz="4"/>
+            </w:tcBorders>
+            <w:shd w:fill="F2F2F2" w:color="auto" w:val="clear"/>
+            <w:tcMar>
+              <w:top w:type="dxa" w:w="60"/>
+              <w:left w:type="dxa" w:w="100"/>
+              <w:bottom w:type="dxa" w:w="60"/>
+              <w:right w:type="dxa" w:w="100"/>
+            </w:tcMar>
+          </w:tcPr>
+          <w:p>
+            <w:pPr>
+              <w:spacing w:after="0"/>
+            </w:pPr>
+            <w:r>
+              <w:rPr>
+                <w:b w:val="false"/>
+                <w:bCs w:val="false"/>
+                <w:color w:val="000000"/>
+                <w:sz w:val="20"/>
+                <w:szCs w:val="20"/>
+              </w:rPr>
+              <w:t xml:space="preserve">Fração de palete sem estoque no avulso</w:t>
+            </w:r>
+          </w:p>
+        </w:tc>
+        <w:tc>
+          <w:tcPr>
+            <w:tcW w:type="dxa" w:w="3360"/>
+            <w:tcBorders>
+              <w:top w:val="single" w:color="BFBFBF" w:sz="4"/>
+              <w:left w:val="single" w:color="BFBFBF" w:sz="4"/>
+              <w:bottom w:val="single" w:color="BFBFBF" w:sz="4"/>
+              <w:right w:val="single" w:color="BFBFBF" w:sz="4"/>
+            </w:tcBorders>
+            <w:shd w:fill="F2F2F2" w:color="auto" w:val="clear"/>
+            <w:tcMar>
+              <w:top w:type="dxa" w:w="60"/>
+              <w:left w:type="dxa" w:w="100"/>
+              <w:bottom w:type="dxa" w:w="60"/>
+              <w:right w:type="dxa" w:w="100"/>
+            </w:tcMar>
+          </w:tcPr>
+          <w:p>
+            <w:pPr>
+              <w:spacing w:after="0"/>
+            </w:pPr>
+            <w:r>
+              <w:rPr>
+                <w:b w:val="false"/>
+                <w:bCs w:val="false"/>
+                <w:color w:val="000000"/>
+                <w:sz w:val="20"/>
+                <w:szCs w:val="20"/>
+              </w:rPr>
+              <w:t xml:space="preserve">Confirmar a OT 919 no coletor; o job cria a OT de regularização</w:t>
+            </w:r>
+          </w:p>
+        </w:tc>
+      </w:tr>
+      <w:tr>
+        <w:tc>
+          <w:tcPr>
+            <w:tcW w:type="dxa" w:w="3000"/>
+            <w:tcBorders>
+              <w:top w:val="single" w:color="BFBFBF" w:sz="4"/>
+              <w:left w:val="single" w:color="BFBFBF" w:sz="4"/>
+              <w:bottom w:val="single" w:color="BFBFBF" w:sz="4"/>
+              <w:right w:val="single" w:color="BFBFBF" w:sz="4"/>
+            </w:tcBorders>
+            <w:tcMar>
+              <w:top w:type="dxa" w:w="60"/>
+              <w:left w:type="dxa" w:w="100"/>
+              <w:bottom w:type="dxa" w:w="60"/>
+              <w:right w:type="dxa" w:w="100"/>
+            </w:tcMar>
+          </w:tcPr>
+          <w:p>
+            <w:pPr>
+              <w:spacing w:after="0"/>
+            </w:pPr>
+            <w:r>
+              <w:rPr>
+                <w:b w:val="false"/>
+                <w:bCs w:val="false"/>
+                <w:color w:val="000000"/>
+                <w:sz w:val="20"/>
+                <w:szCs w:val="20"/>
+              </w:rPr>
+              <w:t xml:space="preserve">Reabastecimento em andamento</w:t>
+            </w:r>
+          </w:p>
+        </w:tc>
+        <w:tc>
+          <w:tcPr>
+            <w:tcW w:type="dxa" w:w="3000"/>
+            <w:tcBorders>
+              <w:top w:val="single" w:color="BFBFBF" w:sz="4"/>
+              <w:left w:val="single" w:color="BFBFBF" w:sz="4"/>
+              <w:bottom w:val="single" w:color="BFBFBF" w:sz="4"/>
+              <w:right w:val="single" w:color="BFBFBF" w:sz="4"/>
+            </w:tcBorders>
+            <w:tcMar>
+              <w:top w:type="dxa" w:w="60"/>
+              <w:left w:type="dxa" w:w="100"/>
+              <w:bottom w:type="dxa" w:w="60"/>
+              <w:right w:type="dxa" w:w="100"/>
+            </w:tcMar>
+          </w:tcPr>
+          <w:p>
+            <w:pPr>
+              <w:spacing w:after="0"/>
+            </w:pPr>
+            <w:r>
+              <w:rPr>
+                <w:b w:val="false"/>
+                <w:bCs w:val="false"/>
+                <w:color w:val="000000"/>
+                <w:sz w:val="20"/>
+                <w:szCs w:val="20"/>
+              </w:rPr>
+              <w:t xml:space="preserve">Já existe NT/OT 919 aberta para o material e lote</w:t>
+            </w:r>
+          </w:p>
+        </w:tc>
+        <w:tc>
+          <w:tcPr>
+            <w:tcW w:type="dxa" w:w="3360"/>
+            <w:tcBorders>
+              <w:top w:val="single" w:color="BFBFBF" w:sz="4"/>
+              <w:left w:val="single" w:color="BFBFBF" w:sz="4"/>
+              <w:bottom w:val="single" w:color="BFBFBF" w:sz="4"/>
+              <w:right w:val="single" w:color="BFBFBF" w:sz="4"/>
+            </w:tcBorders>
+            <w:tcMar>
+              <w:top w:type="dxa" w:w="60"/>
+              <w:left w:type="dxa" w:w="100"/>
+              <w:bottom w:type="dxa" w:w="60"/>
+              <w:right w:type="dxa" w:w="100"/>
+            </w:tcMar>
+          </w:tcPr>
+          <w:p>
+            <w:pPr>
+              <w:spacing w:after="0"/>
+            </w:pPr>
+            <w:r>
+              <w:rPr>
+                <w:b w:val="false"/>
+                <w:bCs w:val="false"/>
+                <w:color w:val="000000"/>
+                <w:sz w:val="20"/>
+                <w:szCs w:val="20"/>
+              </w:rPr>
+              <w:t xml:space="preserve">Confirmar a OT 919 pendente</w:t>
             </w:r>
           </w:p>
         </w:tc>
